--- a/manuscript/word/volume_01/arc_02/ch_059.docx
+++ b/manuscript/word/volume_01/arc_02/ch_059.docx
@@ -15,7 +15,7 @@
         </w:rPr>
         <w:t>PHÁ TRỜI</w:t>
         <w:br/>
-        <w:t>CHƯƠNG 59: TRẬN ĐỒ MƯỜI HAI CHỐT CHẶN</w:t>
+        <w:t>CHƯƠNG 59</w:t>
       </w:r>
     </w:p>
     <w:p>
@@ -45,6 +45,141 @@
           <w:color w:val="141414"/>
           <w:sz w:val="24"/>
         </w:rPr>
+        <w:t>---</w:t>
+      </w:r>
+    </w:p>
+    <w:p>
+      <w:pPr>
+        <w:spacing w:line="300" w:lineRule="auto" w:after="120"/>
+        <w:ind w:firstLine="432"/>
+        <w:jc w:val="both"/>
+      </w:pPr>
+      <w:r>
+        <w:rPr>
+          <w:rFonts w:ascii="Times New Roman" w:hAnsi="Times New Roman"/>
+          <w:color w:val="141414"/>
+          <w:sz w:val="24"/>
+        </w:rPr>
+        <w:t>chapter: 59</w:t>
+      </w:r>
+    </w:p>
+    <w:p>
+      <w:pPr>
+        <w:spacing w:line="300" w:lineRule="auto" w:after="120"/>
+        <w:ind w:firstLine="432"/>
+        <w:jc w:val="both"/>
+      </w:pPr>
+      <w:r>
+        <w:rPr>
+          <w:rFonts w:ascii="Times New Roman" w:hAnsi="Times New Roman"/>
+          <w:color w:val="141414"/>
+          <w:sz w:val="24"/>
+        </w:rPr>
+        <w:t>title: "Trận Đồ Mười Hai Chốt Chặn"</w:t>
+      </w:r>
+    </w:p>
+    <w:p>
+      <w:pPr>
+        <w:spacing w:line="300" w:lineRule="auto" w:after="120"/>
+        <w:ind w:firstLine="432"/>
+        <w:jc w:val="both"/>
+      </w:pPr>
+      <w:r>
+        <w:rPr>
+          <w:rFonts w:ascii="Times New Roman" w:hAnsi="Times New Roman"/>
+          <w:color w:val="141414"/>
+          <w:sz w:val="24"/>
+        </w:rPr>
+        <w:t>volume: 1</w:t>
+      </w:r>
+    </w:p>
+    <w:p>
+      <w:pPr>
+        <w:spacing w:line="300" w:lineRule="auto" w:after="120"/>
+        <w:ind w:firstLine="432"/>
+        <w:jc w:val="both"/>
+      </w:pPr>
+      <w:r>
+        <w:rPr>
+          <w:rFonts w:ascii="Times New Roman" w:hAnsi="Times New Roman"/>
+          <w:color w:val="141414"/>
+          <w:sz w:val="24"/>
+        </w:rPr>
+        <w:t>arc: 2</w:t>
+      </w:r>
+    </w:p>
+    <w:p>
+      <w:pPr>
+        <w:spacing w:line="300" w:lineRule="auto" w:after="120"/>
+        <w:ind w:firstLine="432"/>
+        <w:jc w:val="both"/>
+      </w:pPr>
+      <w:r>
+        <w:rPr>
+          <w:rFonts w:ascii="Times New Roman" w:hAnsi="Times New Roman"/>
+          <w:color w:val="141414"/>
+          <w:sz w:val="24"/>
+        </w:rPr>
+        <w:t>word_count: 3432</w:t>
+      </w:r>
+    </w:p>
+    <w:p>
+      <w:pPr>
+        <w:spacing w:line="300" w:lineRule="auto" w:after="120"/>
+        <w:ind w:firstLine="432"/>
+        <w:jc w:val="both"/>
+      </w:pPr>
+      <w:r>
+        <w:rPr>
+          <w:rFonts w:ascii="Times New Roman" w:hAnsi="Times New Roman"/>
+          <w:color w:val="141414"/>
+          <w:sz w:val="24"/>
+        </w:rPr>
+        <w:t>date: "2026-10-18"</w:t>
+      </w:r>
+    </w:p>
+    <w:p>
+      <w:pPr>
+        <w:spacing w:line="300" w:lineRule="auto" w:after="120"/>
+        <w:ind w:firstLine="432"/>
+        <w:jc w:val="both"/>
+      </w:pPr>
+      <w:r>
+        <w:rPr>
+          <w:rFonts w:ascii="Times New Roman" w:hAnsi="Times New Roman"/>
+          <w:color w:val="141414"/>
+          <w:sz w:val="24"/>
+        </w:rPr>
+        <w:t>location: "Phường 7, Quận 6 &amp; Phòng trọ Nơ Trang Long, Bình Thạnh, TP.HCM"</w:t>
+      </w:r>
+    </w:p>
+    <w:p>
+      <w:pPr>
+        <w:spacing w:line="300" w:lineRule="auto" w:after="120"/>
+        <w:ind w:firstLine="432"/>
+        <w:jc w:val="both"/>
+      </w:pPr>
+      <w:r>
+        <w:rPr>
+          <w:rFonts w:ascii="Times New Roman" w:hAnsi="Times New Roman"/>
+          <w:color w:val="141414"/>
+          <w:sz w:val="24"/>
+        </w:rPr>
+        <w:t>---</w:t>
+      </w:r>
+    </w:p>
+    <w:p>
+      <w:pPr>
+        <w:spacing w:line="300" w:lineRule="auto" w:after="120"/>
+        <w:ind w:firstLine="432"/>
+        <w:jc w:val="both"/>
+      </w:pPr>
+      <w:r>
+        <w:rPr>
+          <w:rFonts w:ascii="Times New Roman" w:hAnsi="Times New Roman"/>
+          <w:color w:val="141414"/>
+          <w:sz w:val="24"/>
+        </w:rPr>
         <w:t>Mười chín giờ bốn mươi phút tối.</w:t>
       </w:r>
     </w:p>
@@ -1035,7 +1170,7 @@
           <w:color w:val="141414"/>
           <w:sz w:val="24"/>
         </w:rPr>
-        <w:t>Nhưng nếu tôi báo cảnh sát theo cách thông thường, thân phận của tôi sẽ lập tức bị lộ diện. Một chuyên viên kỹ thuật dữ liệu của Viện Địa tầng xuất hiện tại xưởng cơ khí lậu lúc tám giờ tối, hạ gục năm tên giang hồ bằng tay không và nắm giữ cổ vật... điều đó sẽ dẫn tới hàng loạt cuộc điều tra hành chính và thẩm vấn an ninh, phá vỡ hoàn toàn vỏ bọc bình thường mà tôi đang dày công bảo vệ.</w:t>
+        <w:t>Nhưng nếu tôi báo cảnh sát theo cách thông thường, thân phận của tôi sẽ lập tức bị lộ diện. Một Giám đốc Kỹ thuật Dữ liệu của Viện Địa tầng xuất hiện tại xưởng cơ khí lậu lúc tám giờ tối, hạ gục năm tên giang hồ bằng tay không và nắm giữ cổ vật... điều đó sẽ dẫn tới hàng loạt cuộc điều tra hành chính và thẩm vấn an ninh, phá vỡ hoàn toàn vỏ bọc bình thường mà tôi đang dày công bảo vệ.</w:t>
       </w:r>
     </w:p>
     <w:p>

--- a/manuscript/word/volume_01/arc_02/ch_059.docx
+++ b/manuscript/word/volume_01/arc_02/ch_059.docx
@@ -765,7 +765,7 @@
           <w:color w:val="141414"/>
           <w:sz w:val="24"/>
         </w:rPr>
-        <w:t>Một cọc ở Mũi Đèn Đỏ (ngã ba sông Nhà Bè — vị trí mà tôi và đội khảo sát tàu Đại Dương 09 đã tiếp cận tuần trước).</w:t>
+        <w:t>Cọc số một ở ngã ba sông Nhà Bè — Cần Giờ (vị trí Thủy Môn Cổ Phách mà tôi và đội tàu Đại Dương 09 đã tiếp cận).</w:t>
       </w:r>
     </w:p>
     <w:p>
@@ -780,7 +780,7 @@
           <w:color w:val="141414"/>
           <w:sz w:val="24"/>
         </w:rPr>
-        <w:t>Một cọc ở Rạch Lò Gốm (ngay tại xưởng Vạn Phát này).</w:t>
+        <w:t>Cọc số hai ở Rạch Lò Gốm (ngay tại xưởng Vạn Phát này).</w:t>
       </w:r>
     </w:p>
     <w:p>
@@ -795,7 +795,7 @@
           <w:color w:val="141414"/>
           <w:sz w:val="24"/>
         </w:rPr>
-        <w:t>Một cọc ở ngã ba Bến Phú Định — ngã ba Kênh Đôi.</w:t>
+        <w:t>Cọc số ba ở ngã ba Bến Phú Định — ngã ba Kênh Đôi.</w:t>
       </w:r>
     </w:p>
     <w:p>
@@ -810,7 +810,7 @@
           <w:color w:val="141414"/>
           <w:sz w:val="24"/>
         </w:rPr>
-        <w:t>Một cọc ở chân Cầu Chữ Y nối Kênh Bến Nghé và Kênh Tàu Hủ.</w:t>
+        <w:t>Cọc số bốn ở Mũi Đèn Đỏ — cửa ngõ ngã ba sông Sài Gòn và sông Nhà Bè.</w:t>
       </w:r>
     </w:p>
     <w:p>
@@ -825,7 +825,7 @@
           <w:color w:val="141414"/>
           <w:sz w:val="24"/>
         </w:rPr>
-        <w:t>Một cọc ở Bến Bạch Đằng, đối diện khu Ba Son cũ.</w:t>
+        <w:t>Cọc số năm ở chân Cầu Mống lịch sử bắc qua rạch Bến Nghé.</w:t>
       </w:r>
     </w:p>
     <w:p>
@@ -840,7 +840,7 @@
           <w:color w:val="141414"/>
           <w:sz w:val="24"/>
         </w:rPr>
-        <w:t>Một cọc ở mũi bán đảo Thanh Đa...</w:t>
+        <w:t>Cọc số sáu ở khu vực ụ tàu cổ Ba Son...</w:t>
       </w:r>
     </w:p>
     <w:p>
